--- a/assets/downloads/simulation-31/rubric.docx
+++ b/assets/downloads/simulation-31/rubric.docx
@@ -15,8 +15,19 @@
       </w:pPr>
       <w:r>
         <w:rPr>
-          <w:rFonts w:ascii="Aptos" w:eastAsia="Aptos" w:hAnsi="Aptos" w:cs="Aptos"/>
+          <w:rFonts w:ascii="Aptos" w:hAnsi="Aptos" w:cs="Aptos" w:eastAsia="Aptos"/>
           <w:color w:val="000000"/>
+          <w:sz w:val="40"/>
+          <w:szCs w:val="40"/>
+        </w:rPr>
+        <w:t/>
+      </w:r>
+      <w:r>
+        <w:rPr>
+          <w:rFonts w:ascii="Aptos" w:hAnsi="Aptos" w:cs="Aptos" w:eastAsia="Aptos"/>
+          <w:color w:val="000000"/>
+          <w:sz w:val="40"/>
+          <w:szCs w:val="40"/>
         </w:rPr>
         <w:t>Rubric</w:t>
       </w:r>
@@ -54,6 +65,7 @@
             </w:pPr>
             <w:r>
               <w:rPr>
+                <w:rFonts w:ascii="Aptos" w:hAnsi="Aptos" w:cs="Aptos" w:eastAsia="Aptos"/>
                 <w:b/>
                 <w:bCs/>
                 <w:color w:val="FFFFFF" w:themeColor="background1"/>
@@ -79,6 +91,7 @@
             </w:pPr>
             <w:r>
               <w:rPr>
+                <w:rFonts w:ascii="Aptos" w:hAnsi="Aptos" w:cs="Aptos" w:eastAsia="Aptos"/>
                 <w:b/>
                 <w:bCs/>
                 <w:color w:val="FFFFFF" w:themeColor="background1"/>
@@ -104,6 +117,7 @@
             </w:pPr>
             <w:r>
               <w:rPr>
+                <w:rFonts w:ascii="Aptos" w:hAnsi="Aptos" w:cs="Aptos" w:eastAsia="Aptos"/>
                 <w:b/>
                 <w:bCs/>
                 <w:color w:val="FFFFFF" w:themeColor="background1"/>
@@ -129,6 +143,7 @@
             </w:pPr>
             <w:r>
               <w:rPr>
+                <w:rFonts w:ascii="Aptos" w:hAnsi="Aptos" w:cs="Aptos" w:eastAsia="Aptos"/>
                 <w:b/>
                 <w:bCs/>
                 <w:color w:val="FFFFFF" w:themeColor="background1"/>
@@ -139,6 +154,7 @@
         </w:tc>
       </w:tr>
       <w:tr>
+        <w:trPr/>
         <w:tc>
           <w:tcPr>
             <w:tcW w:w="2084" w:type="dxa"/>
@@ -156,9 +172,8 @@
             </w:pPr>
             <w:r>
               <w:rPr>
+                <w:rFonts w:ascii="Aptos" w:hAnsi="Aptos" w:cs="Aptos" w:eastAsia="Aptos"/>
                 <w:color w:val="000000"/>
-                <w:sz w:val="22"/>
-                <w:szCs w:val="22"/>
               </w:rPr>
               <w:t>Delivery of assigned topic</w:t>
             </w:r>
@@ -180,9 +195,8 @@
             </w:pPr>
             <w:r>
               <w:rPr>
+                <w:rFonts w:ascii="Aptos" w:hAnsi="Aptos" w:cs="Aptos" w:eastAsia="Aptos"/>
                 <w:color w:val="000000"/>
-                <w:sz w:val="22"/>
-                <w:szCs w:val="22"/>
               </w:rPr>
               <w:t>Articulates clear and understandable information</w:t>
             </w:r>
@@ -222,6 +236,7 @@
         </w:tc>
       </w:tr>
       <w:tr>
+        <w:trPr/>
         <w:tc>
           <w:tcPr>
             <w:tcW w:w="2084" w:type="dxa"/>
@@ -239,9 +254,8 @@
             </w:pPr>
             <w:r>
               <w:rPr>
+                <w:rFonts w:ascii="Aptos" w:hAnsi="Aptos" w:cs="Aptos" w:eastAsia="Aptos"/>
                 <w:color w:val="000000"/>
-                <w:sz w:val="22"/>
-                <w:szCs w:val="22"/>
               </w:rPr>
               <w:t>Knowledge of assigned topic</w:t>
             </w:r>
@@ -263,9 +277,8 @@
             </w:pPr>
             <w:r>
               <w:rPr>
+                <w:rFonts w:ascii="Aptos" w:hAnsi="Aptos" w:cs="Aptos" w:eastAsia="Aptos"/>
                 <w:color w:val="000000"/>
-                <w:sz w:val="22"/>
-                <w:szCs w:val="22"/>
               </w:rPr>
               <w:t>Presents accurate information</w:t>
             </w:r>
@@ -305,6 +318,7 @@
         </w:tc>
       </w:tr>
       <w:tr>
+        <w:trPr/>
         <w:tc>
           <w:tcPr>
             <w:tcW w:w="2084" w:type="dxa"/>
@@ -322,9 +336,8 @@
             </w:pPr>
             <w:r>
               <w:rPr>
+                <w:rFonts w:ascii="Aptos" w:hAnsi="Aptos" w:cs="Aptos" w:eastAsia="Aptos"/>
                 <w:color w:val="000000"/>
-                <w:sz w:val="22"/>
-                <w:szCs w:val="22"/>
               </w:rPr>
               <w:t>Communication</w:t>
             </w:r>
@@ -344,23 +357,12 @@
                 <w:color w:val="000000"/>
               </w:rPr>
             </w:pPr>
-            <w:proofErr w:type="gramStart"/>
             <w:r>
               <w:rPr>
+                <w:rFonts w:ascii="Aptos" w:hAnsi="Aptos" w:cs="Aptos" w:eastAsia="Aptos"/>
                 <w:color w:val="000000"/>
-                <w:sz w:val="22"/>
-                <w:szCs w:val="22"/>
               </w:rPr>
-              <w:t>Is able to</w:t>
-            </w:r>
-            <w:proofErr w:type="gramEnd"/>
-            <w:r>
-              <w:rPr>
-                <w:color w:val="000000"/>
-                <w:sz w:val="22"/>
-                <w:szCs w:val="22"/>
-              </w:rPr>
-              <w:t xml:space="preserve"> appropriately answer, refer, or defer all questions</w:t>
+              <w:t>Is able to appropriately answer, refer, or defer all questions</w:t>
             </w:r>
           </w:p>
         </w:tc>
@@ -398,6 +400,7 @@
         </w:tc>
       </w:tr>
       <w:tr>
+        <w:trPr/>
         <w:tc>
           <w:tcPr>
             <w:tcW w:w="2084" w:type="dxa"/>
@@ -415,9 +418,8 @@
             </w:pPr>
             <w:r>
               <w:rPr>
+                <w:rFonts w:ascii="Aptos" w:hAnsi="Aptos" w:cs="Aptos" w:eastAsia="Aptos"/>
                 <w:color w:val="000000"/>
-                <w:sz w:val="22"/>
-                <w:szCs w:val="22"/>
               </w:rPr>
               <w:t>Teamwork with topic delivery</w:t>
             </w:r>
@@ -439,9 +441,8 @@
             </w:pPr>
             <w:r>
               <w:rPr>
+                <w:rFonts w:ascii="Aptos" w:hAnsi="Aptos" w:cs="Aptos" w:eastAsia="Aptos"/>
                 <w:color w:val="000000"/>
-                <w:sz w:val="22"/>
-                <w:szCs w:val="22"/>
               </w:rPr>
               <w:t>Clear indication of a team effort through presentation preparation and delivery</w:t>
             </w:r>
@@ -481,6 +482,14 @@
         </w:tc>
       </w:tr>
       <w:tr>
+        <w:tblPrEx>
+          <w:tblPrExChange w:id="511" w:author="Anna Seaman" w:date="2026-08-11T17:42:00Z" w16du:dateUtc="2026-08-11T22:42:00Z">
+            <w:tblPrEx>
+              <w:tblW w:w="5000" w:type="pct"/>
+            </w:tblPrEx>
+          </w:tblPrExChange>
+        </w:tblPrEx>
+        <w:trPr/>
         <w:tc>
           <w:tcPr>
             <w:tcW w:w="2084" w:type="dxa"/>
@@ -496,9 +505,8 @@
             </w:pPr>
             <w:r>
               <w:rPr>
+                <w:rFonts w:ascii="Aptos" w:hAnsi="Aptos" w:cs="Aptos" w:eastAsia="Aptos"/>
                 <w:color w:val="000000"/>
-                <w:sz w:val="22"/>
-                <w:szCs w:val="22"/>
               </w:rPr>
               <w:t>Topic delivery method</w:t>
             </w:r>
@@ -518,9 +526,8 @@
             </w:pPr>
             <w:r>
               <w:rPr>
+                <w:rFonts w:ascii="Aptos" w:hAnsi="Aptos" w:cs="Aptos" w:eastAsia="Aptos"/>
                 <w:color w:val="000000"/>
-                <w:sz w:val="22"/>
-                <w:szCs w:val="22"/>
               </w:rPr>
               <w:t>Selects delivery method appropriate to the level of audience to grasp their attention</w:t>
             </w:r>
@@ -560,6 +567,7 @@
         </w:tc>
       </w:tr>
       <w:tr>
+        <w:trPr/>
         <w:tc>
           <w:tcPr>
             <w:tcW w:w="2084" w:type="dxa"/>
@@ -575,9 +583,8 @@
             </w:pPr>
             <w:r>
               <w:rPr>
+                <w:rFonts w:ascii="Aptos" w:hAnsi="Aptos" w:cs="Aptos" w:eastAsia="Aptos"/>
                 <w:color w:val="000000"/>
-                <w:sz w:val="22"/>
-                <w:szCs w:val="22"/>
               </w:rPr>
               <w:t>Professionalism</w:t>
             </w:r>
@@ -597,9 +604,8 @@
             </w:pPr>
             <w:r>
               <w:rPr>
+                <w:rFonts w:ascii="Aptos" w:hAnsi="Aptos" w:cs="Aptos" w:eastAsia="Aptos"/>
                 <w:color w:val="000000"/>
-                <w:sz w:val="22"/>
-                <w:szCs w:val="22"/>
               </w:rPr>
               <w:t>Dresses, communicates, and acts in a professional manner throughout the presentation and Q&amp;A time</w:t>
             </w:r>
@@ -651,10 +657,12 @@
       </w:pPr>
       <w:r>
         <w:rPr>
+          <w:rFonts w:ascii="Aptos" w:hAnsi="Aptos" w:cs="Aptos" w:eastAsia="Aptos"/>
           <w:color w:val="000000"/>
           <w:sz w:val="20"/>
           <w:szCs w:val="20"/>
         </w:rPr>
+        <w:lastRenderedPageBreak/>
         <w:t>0 = no competence in this area; 1 = small indication of element present but no explanation or detail; 2 = aspects of the criteria evident but needs more detail; 3 = fully met criteria.</w:t>
       </w:r>
     </w:p>
@@ -670,6 +678,7 @@
       </w:pPr>
       <w:r>
         <w:rPr>
+          <w:rFonts w:ascii="Aptos" w:hAnsi="Aptos" w:cs="Aptos" w:eastAsia="Aptos"/>
           <w:color w:val="000000"/>
           <w:sz w:val="24"/>
           <w:szCs w:val="24"/>
@@ -678,7 +687,7 @@
       </w:r>
     </w:p>
     <w:sectPr>
-      <w:footerReference w:type="default" r:id="rId8"/>
+      <w:footerReference w:type="default" r:id="rId14"/>
       <w:pgSz w:w="12240" w:h="15840"/>
       <w:pgMar w:top="1440" w:right="1440" w:bottom="1440" w:left="1440" w:header="706" w:footer="706" w:gutter="0"/>
       <w:cols w:space="720"/>
@@ -688,6 +697,42 @@
 </w:document>
 </file>
 
+<file path=word/comments.xml><?xml version="1.0" encoding="utf-8"?>
+<w:comments xmlns:wpc="http://schemas.microsoft.com/office/word/2010/wordprocessingCanvas" xmlns:cx="http://schemas.microsoft.com/office/drawing/2014/chartex" xmlns:cx1="http://schemas.microsoft.com/office/drawing/2015/9/8/chartex" xmlns:cx2="http://schemas.microsoft.com/office/drawing/2015/10/21/chartex" xmlns:cx3="http://schemas.microsoft.com/office/drawing/2016/5/9/chartex" xmlns:cx4="http://schemas.microsoft.com/office/drawing/2016/5/10/chartex" xmlns:cx5="http://schemas.microsoft.com/office/drawing/2016/5/11/chartex" xmlns:cx6="http://schemas.microsoft.com/office/drawing/2016/5/12/chartex" xmlns:cx7="http://schemas.microsoft.com/office/drawing/2016/5/13/chartex" xmlns:cx8="http://schemas.microsoft.com/office/drawing/2016/5/14/chartex" xmlns:mc="http://schemas.openxmlformats.org/markup-compatibility/2006" xmlns:aink="http://schemas.microsoft.com/office/drawing/2016/ink" xmlns:am3d="http://schemas.microsoft.com/office/drawing/2017/model3d" xmlns:o="urn:schemas-microsoft-com:office:office" xmlns:oel="http://schemas.microsoft.com/office/2019/extlst" xmlns:r="http://schemas.openxmlformats.org/officeDocument/2006/relationships" xmlns:m="http://schemas.openxmlformats.org/officeDocument/2006/math" xmlns:v="urn:schemas-microsoft-com:vml" xmlns:wp14="http://schemas.microsoft.com/office/word/2010/wordprocessingDrawing" xmlns:wp="http://schemas.openxmlformats.org/drawingml/2006/wordprocessingDrawing" xmlns:w10="urn:schemas-microsoft-com:office:word" xmlns:w="http://schemas.openxmlformats.org/wordprocessingml/2006/main" xmlns:w14="http://schemas.microsoft.com/office/word/2010/wordml" xmlns:w15="http://schemas.microsoft.com/office/word/2012/wordml" xmlns:w16cex="http://schemas.microsoft.com/office/word/2018/wordml/cex" xmlns:w16cid="http://schemas.microsoft.com/office/word/2016/wordml/cid" xmlns:w16="http://schemas.microsoft.com/office/word/2018/wordml" xmlns:w16du="http://schemas.microsoft.com/office/word/2023/wordml/word16du" xmlns:w16sdtdh="http://schemas.microsoft.com/office/word/2020/wordml/sdtdatahash" xmlns:w16sdtfl="http://schemas.microsoft.com/office/word/2024/wordml/sdtformatlock" xmlns:w16se="http://schemas.microsoft.com/office/word/2015/wordml/symex" xmlns:wpg="http://schemas.microsoft.com/office/word/2010/wordprocessingGroup" xmlns:wpi="http://schemas.microsoft.com/office/word/2010/wordprocessingInk" xmlns:wne="http://schemas.microsoft.com/office/word/2006/wordml" xmlns:wps="http://schemas.microsoft.com/office/word/2010/wordprocessingShape" mc:Ignorable="w14 w15 w16se w16cid w16 w16cex w16sdtdh w16sdtfl w16du wp14">
+  <w:comment w:id="344" w:author="ED" w:date="2026-05-22T23:15:00Z" w:initials="ED">
+    <w:p>
+      <w:pPr>
+        <w:pStyle w:val="CommentText"/>
+      </w:pPr>
+      <w:r>
+        <w:rPr>
+          <w:rStyle w:val="CommentReference"/>
+        </w:rPr>
+        <w:annotationRef/>
+      </w:r>
+      <w:r>
+        <w:rPr>
+          <w:rFonts w:ascii="Aptos" w:hAnsi="Aptos" w:eastAsia="Aptos" w:cs="Aptos"/>
+        </w:rPr>
+        <w:t>Comp: Set as sublist</w:t>
+      </w:r>
+    </w:p>
+  </w:comment>
+</w:comments>
+</file>
+
+<file path=word/commentsExtended.xml><?xml version="1.0" encoding="utf-8"?>
+<w15:commentsEx xmlns:wpc="http://schemas.microsoft.com/office/word/2010/wordprocessingCanvas" xmlns:cx="http://schemas.microsoft.com/office/drawing/2014/chartex" xmlns:cx1="http://schemas.microsoft.com/office/drawing/2015/9/8/chartex" xmlns:cx2="http://schemas.microsoft.com/office/drawing/2015/10/21/chartex" xmlns:cx3="http://schemas.microsoft.com/office/drawing/2016/5/9/chartex" xmlns:cx4="http://schemas.microsoft.com/office/drawing/2016/5/10/chartex" xmlns:cx5="http://schemas.microsoft.com/office/drawing/2016/5/11/chartex" xmlns:cx6="http://schemas.microsoft.com/office/drawing/2016/5/12/chartex" xmlns:cx7="http://schemas.microsoft.com/office/drawing/2016/5/13/chartex" xmlns:cx8="http://schemas.microsoft.com/office/drawing/2016/5/14/chartex" xmlns:mc="http://schemas.openxmlformats.org/markup-compatibility/2006" xmlns:aink="http://schemas.microsoft.com/office/drawing/2016/ink" xmlns:am3d="http://schemas.microsoft.com/office/drawing/2017/model3d" xmlns:o="urn:schemas-microsoft-com:office:office" xmlns:oel="http://schemas.microsoft.com/office/2019/extlst" xmlns:r="http://schemas.openxmlformats.org/officeDocument/2006/relationships" xmlns:m="http://schemas.openxmlformats.org/officeDocument/2006/math" xmlns:v="urn:schemas-microsoft-com:vml" xmlns:wp14="http://schemas.microsoft.com/office/word/2010/wordprocessingDrawing" xmlns:wp="http://schemas.openxmlformats.org/drawingml/2006/wordprocessingDrawing" xmlns:w10="urn:schemas-microsoft-com:office:word" xmlns:w="http://schemas.openxmlformats.org/wordprocessingml/2006/main" xmlns:w14="http://schemas.microsoft.com/office/word/2010/wordml" xmlns:w15="http://schemas.microsoft.com/office/word/2012/wordml" xmlns:w16cex="http://schemas.microsoft.com/office/word/2018/wordml/cex" xmlns:w16cid="http://schemas.microsoft.com/office/word/2016/wordml/cid" xmlns:w16="http://schemas.microsoft.com/office/word/2018/wordml" xmlns:w16du="http://schemas.microsoft.com/office/word/2023/wordml/word16du" xmlns:w16sdtdh="http://schemas.microsoft.com/office/word/2020/wordml/sdtdatahash" xmlns:w16sdtfl="http://schemas.microsoft.com/office/word/2024/wordml/sdtformatlock" xmlns:w16se="http://schemas.microsoft.com/office/word/2015/wordml/symex" xmlns:wpg="http://schemas.microsoft.com/office/word/2010/wordprocessingGroup" xmlns:wpi="http://schemas.microsoft.com/office/word/2010/wordprocessingInk" xmlns:wne="http://schemas.microsoft.com/office/word/2006/wordml" xmlns:wps="http://schemas.microsoft.com/office/word/2010/wordprocessingShape" mc:Ignorable="w14 w15 w16se w16cid w16 w16cex w16sdtdh w16sdtfl w16du wp14">
+  <w15:commentEx w15:paraId="79E9592C" w15:done="0"/>
+</w15:commentsEx>
+</file>
+
+<file path=word/commentsIds.xml><?xml version="1.0" encoding="utf-8"?>
+<w16cid:commentsIds xmlns:wpc="http://schemas.microsoft.com/office/word/2010/wordprocessingCanvas" xmlns:cx="http://schemas.microsoft.com/office/drawing/2014/chartex" xmlns:cx1="http://schemas.microsoft.com/office/drawing/2015/9/8/chartex" xmlns:cx2="http://schemas.microsoft.com/office/drawing/2015/10/21/chartex" xmlns:cx3="http://schemas.microsoft.com/office/drawing/2016/5/9/chartex" xmlns:cx4="http://schemas.microsoft.com/office/drawing/2016/5/10/chartex" xmlns:cx5="http://schemas.microsoft.com/office/drawing/2016/5/11/chartex" xmlns:cx6="http://schemas.microsoft.com/office/drawing/2016/5/12/chartex" xmlns:cx7="http://schemas.microsoft.com/office/drawing/2016/5/13/chartex" xmlns:cx8="http://schemas.microsoft.com/office/drawing/2016/5/14/chartex" xmlns:mc="http://schemas.openxmlformats.org/markup-compatibility/2006" xmlns:aink="http://schemas.microsoft.com/office/drawing/2016/ink" xmlns:am3d="http://schemas.microsoft.com/office/drawing/2017/model3d" xmlns:o="urn:schemas-microsoft-com:office:office" xmlns:oel="http://schemas.microsoft.com/office/2019/extlst" xmlns:r="http://schemas.openxmlformats.org/officeDocument/2006/relationships" xmlns:m="http://schemas.openxmlformats.org/officeDocument/2006/math" xmlns:v="urn:schemas-microsoft-com:vml" xmlns:wp14="http://schemas.microsoft.com/office/word/2010/wordprocessingDrawing" xmlns:wp="http://schemas.openxmlformats.org/drawingml/2006/wordprocessingDrawing" xmlns:w10="urn:schemas-microsoft-com:office:word" xmlns:w="http://schemas.openxmlformats.org/wordprocessingml/2006/main" xmlns:w14="http://schemas.microsoft.com/office/word/2010/wordml" xmlns:w15="http://schemas.microsoft.com/office/word/2012/wordml" xmlns:w16cex="http://schemas.microsoft.com/office/word/2018/wordml/cex" xmlns:w16cid="http://schemas.microsoft.com/office/word/2016/wordml/cid" xmlns:w16="http://schemas.microsoft.com/office/word/2018/wordml" xmlns:w16du="http://schemas.microsoft.com/office/word/2023/wordml/word16du" xmlns:w16sdtdh="http://schemas.microsoft.com/office/word/2020/wordml/sdtdatahash" xmlns:w16sdtfl="http://schemas.microsoft.com/office/word/2024/wordml/sdtformatlock" xmlns:w16se="http://schemas.microsoft.com/office/word/2015/wordml/symex" xmlns:wpg="http://schemas.microsoft.com/office/word/2010/wordprocessingGroup" xmlns:wpi="http://schemas.microsoft.com/office/word/2010/wordprocessingInk" xmlns:wne="http://schemas.microsoft.com/office/word/2006/wordml" xmlns:wps="http://schemas.microsoft.com/office/word/2010/wordprocessingShape" mc:Ignorable="w14 w15 w16se w16cid w16 w16cex w16sdtdh w16sdtfl w16du wp14">
+  <w16cid:commentId w16cid:paraId="79E9592C" w16cid:durableId="79E9592C"/>
+</w16cid:commentsIds>
+</file>
+
 <file path=word/endnotes.xml><?xml version="1.0" encoding="utf-8"?>
 <w:endnotes xmlns:wpc="http://schemas.microsoft.com/office/word/2010/wordprocessingCanvas" xmlns:cx="http://schemas.microsoft.com/office/drawing/2014/chartex" xmlns:cx1="http://schemas.microsoft.com/office/drawing/2015/9/8/chartex" xmlns:cx2="http://schemas.microsoft.com/office/drawing/2015/10/21/chartex" xmlns:cx3="http://schemas.microsoft.com/office/drawing/2016/5/9/chartex" xmlns:cx4="http://schemas.microsoft.com/office/drawing/2016/5/10/chartex" xmlns:cx5="http://schemas.microsoft.com/office/drawing/2016/5/11/chartex" xmlns:cx6="http://schemas.microsoft.com/office/drawing/2016/5/12/chartex" xmlns:cx7="http://schemas.microsoft.com/office/drawing/2016/5/13/chartex" xmlns:cx8="http://schemas.microsoft.com/office/drawing/2016/5/14/chartex" xmlns:mc="http://schemas.openxmlformats.org/markup-compatibility/2006" xmlns:aink="http://schemas.microsoft.com/office/drawing/2016/ink" xmlns:am3d="http://schemas.microsoft.com/office/drawing/2017/model3d" xmlns:o="urn:schemas-microsoft-com:office:office" xmlns:oel="http://schemas.microsoft.com/office/2019/extlst" xmlns:r="http://schemas.openxmlformats.org/officeDocument/2006/relationships" xmlns:m="http://schemas.openxmlformats.org/officeDocument/2006/math" xmlns:v="urn:schemas-microsoft-com:vml" xmlns:wp14="http://schemas.microsoft.com/office/word/2010/wordprocessingDrawing" xmlns:wp="http://schemas.openxmlformats.org/drawingml/2006/wordprocessingDrawing" xmlns:w10="urn:schemas-microsoft-com:office:word" xmlns:w="http://schemas.openxmlformats.org/wordprocessingml/2006/main" xmlns:w14="http://schemas.microsoft.com/office/word/2010/wordml" xmlns:w15="http://schemas.microsoft.com/office/word/2012/wordml" xmlns:w16cex="http://schemas.microsoft.com/office/word/2018/wordml/cex" xmlns:w16cid="http://schemas.microsoft.com/office/word/2016/wordml/cid" xmlns:w16="http://schemas.microsoft.com/office/word/2018/wordml" xmlns:w16du="http://schemas.microsoft.com/office/word/2023/wordml/word16du" xmlns:w16sdtdh="http://schemas.microsoft.com/office/word/2020/wordml/sdtdatahash" xmlns:w16sdtfl="http://schemas.microsoft.com/office/word/2024/wordml/sdtformatlock" xmlns:w16se="http://schemas.microsoft.com/office/word/2015/wordml/symex" xmlns:wpg="http://schemas.microsoft.com/office/word/2010/wordprocessingGroup" xmlns:wpi="http://schemas.microsoft.com/office/word/2010/wordprocessingInk" xmlns:wne="http://schemas.microsoft.com/office/word/2006/wordml" xmlns:wps="http://schemas.microsoft.com/office/word/2010/wordprocessingShape" mc:Ignorable="w14 w15 w16se w16cid w16 w16cex w16sdtdh w16sdtfl w16du wp14">
   <w:endnote w:type="separator" w:id="-1">
@@ -714,19 +759,22 @@
 </file>
 
 <file path=word/footer1.xml><?xml version="1.0" encoding="utf-8"?>
-<w:ftr xmlns:wpc="http://schemas.microsoft.com/office/word/2010/wordprocessingCanvas" xmlns:cx="http://schemas.microsoft.com/office/drawing/2014/chartex" xmlns:cx1="http://schemas.microsoft.com/office/drawing/2015/9/8/chartex" xmlns:cx2="http://schemas.microsoft.com/office/drawing/2015/10/21/chartex" xmlns:cx3="http://schemas.microsoft.com/office/drawing/2016/5/9/chartex" xmlns:cx4="http://schemas.microsoft.com/office/drawing/2016/5/10/chartex" xmlns:cx5="http://schemas.microsoft.com/office/drawing/2016/5/11/chartex" xmlns:cx6="http://schemas.microsoft.com/office/drawing/2016/5/12/chartex" xmlns:cx7="http://schemas.microsoft.com/office/drawing/2016/5/13/chartex" xmlns:cx8="http://schemas.microsoft.com/office/drawing/2016/5/14/chartex" xmlns:mc="http://schemas.openxmlformats.org/markup-compatibility/2006" xmlns:aink="http://schemas.microsoft.com/office/drawing/2016/ink" xmlns:am3d="http://schemas.microsoft.com/office/drawing/2017/model3d" xmlns:o="urn:schemas-microsoft-com:office:office" xmlns:oel="http://schemas.microsoft.com/office/2019/extlst" xmlns:r="http://schemas.openxmlformats.org/officeDocument/2006/relationships" xmlns:m="http://schemas.openxmlformats.org/officeDocument/2006/math" xmlns:v="urn:schemas-microsoft-com:vml" xmlns:wp14="http://schemas.microsoft.com/office/word/2010/wordprocessingDrawing" xmlns:wp="http://schemas.openxmlformats.org/drawingml/2006/wordprocessingDrawing" xmlns:w10="urn:schemas-microsoft-com:office:word" xmlns:w="http://schemas.openxmlformats.org/wordprocessingml/2006/main" xmlns:w14="http://schemas.microsoft.com/office/word/2010/wordml" xmlns:w15="http://schemas.microsoft.com/office/word/2012/wordml" xmlns:w16cex="http://schemas.microsoft.com/office/word/2018/wordml/cex" xmlns:w16cid="http://schemas.microsoft.com/office/word/2016/wordml/cid" xmlns:w16="http://schemas.microsoft.com/office/word/2018/wordml" xmlns:w16du="http://schemas.microsoft.com/office/word/2023/wordml/word16du" xmlns:w16sdtdh="http://schemas.microsoft.com/office/word/2020/wordml/sdtdatahash" xmlns:w16sdtfl="http://schemas.microsoft.com/office/word/2024/wordml/sdtformatlock" xmlns:w16se="http://schemas.microsoft.com/office/word/2015/wordml/symex" xmlns:wpg="http://schemas.microsoft.com/office/word/2010/wordprocessingGroup" xmlns:wpi="http://schemas.microsoft.com/office/word/2010/wordprocessingInk" xmlns:wne="http://schemas.microsoft.com/office/word/2006/wordml" xmlns:wps="http://schemas.microsoft.com/office/word/2010/wordprocessingShape" mc:Ignorable="w14 w15 w16se w16cid w16 w16cex w16sdtdh w16sdtfl w16du wp14">
+<w:ftr xmlns:m="http://schemas.openxmlformats.org/officeDocument/2006/math" xmlns:mc="http://schemas.openxmlformats.org/markup-compatibility/2006" xmlns:mo="http://schemas.microsoft.com/office/mac/office/2008/main" xmlns:mv="urn:schemas-microsoft-com:mac:vml" xmlns:o="urn:schemas-microsoft-com:office:office" xmlns:r="http://schemas.openxmlformats.org/officeDocument/2006/relationships" xmlns:v="urn:schemas-microsoft-com:vml" xmlns:w10="urn:schemas-microsoft-com:office:word" xmlns:w14="http://schemas.microsoft.com/office/word/2010/wordml" xmlns:w="http://schemas.openxmlformats.org/wordprocessingml/2006/main" xmlns:wne="http://schemas.microsoft.com/office/word/2006/wordml" xmlns:wp14="http://schemas.microsoft.com/office/word/2010/wordprocessingDrawing" xmlns:wp="http://schemas.openxmlformats.org/drawingml/2006/wordprocessingDrawing" xmlns:wpc="http://schemas.microsoft.com/office/word/2010/wordprocessingCanvas" xmlns:wpg="http://schemas.microsoft.com/office/word/2010/wordprocessingGroup" xmlns:wpi="http://schemas.microsoft.com/office/word/2010/wordprocessingInk" xmlns:wps="http://schemas.microsoft.com/office/word/2010/wordprocessingShape" mc:Ignorable="w14 wp14">
   <w:p>
     <w:pPr>
-      <w:spacing w:after="0" w:line="240" w:lineRule="auto"/>
+      <w:spacing w:line="240" w:lineRule="auto" w:before="0" w:after="0"/>
+      <w:jc w:val="left"/>
     </w:pPr>
     <w:r>
       <w:rPr>
+        <w:rFonts w:ascii="Aptos" w:hAnsi="Aptos" w:eastAsia="Aptos" w:cs="Aptos"/>
         <w:sz w:val="18"/>
       </w:rPr>
       <w:t xml:space="preserve">From J.M. Larson and H.L. Stedge, </w:t>
     </w:r>
     <w:r>
       <w:rPr>
+        <w:rFonts w:ascii="Aptos" w:hAnsi="Aptos" w:eastAsia="Aptos" w:cs="Aptos"/>
         <w:i/>
         <w:sz w:val="18"/>
       </w:rPr>
@@ -734,6 +782,7 @@
     </w:r>
     <w:r>
       <w:rPr>
+        <w:rFonts w:ascii="Aptos" w:hAnsi="Aptos" w:eastAsia="Aptos" w:cs="Aptos"/>
         <w:sz w:val="18"/>
       </w:rPr>
       <w:t xml:space="preserve"> (Human Kinetics, 2027).</w:t>
@@ -3839,6 +3888,17 @@
     <w:abstractNumId w:val="15"/>
   </w:num>
 </w:numbering>
+</file>
+
+<file path=word/people.xml><?xml version="1.0" encoding="utf-8"?>
+<w15:people xmlns:wpc="http://schemas.microsoft.com/office/word/2010/wordprocessingCanvas" xmlns:cx="http://schemas.microsoft.com/office/drawing/2014/chartex" xmlns:cx1="http://schemas.microsoft.com/office/drawing/2015/9/8/chartex" xmlns:cx2="http://schemas.microsoft.com/office/drawing/2015/10/21/chartex" xmlns:cx3="http://schemas.microsoft.com/office/drawing/2016/5/9/chartex" xmlns:cx4="http://schemas.microsoft.com/office/drawing/2016/5/10/chartex" xmlns:cx5="http://schemas.microsoft.com/office/drawing/2016/5/11/chartex" xmlns:cx6="http://schemas.microsoft.com/office/drawing/2016/5/12/chartex" xmlns:cx7="http://schemas.microsoft.com/office/drawing/2016/5/13/chartex" xmlns:cx8="http://schemas.microsoft.com/office/drawing/2016/5/14/chartex" xmlns:mc="http://schemas.openxmlformats.org/markup-compatibility/2006" xmlns:aink="http://schemas.microsoft.com/office/drawing/2016/ink" xmlns:am3d="http://schemas.microsoft.com/office/drawing/2017/model3d" xmlns:o="urn:schemas-microsoft-com:office:office" xmlns:oel="http://schemas.microsoft.com/office/2019/extlst" xmlns:r="http://schemas.openxmlformats.org/officeDocument/2006/relationships" xmlns:m="http://schemas.openxmlformats.org/officeDocument/2006/math" xmlns:v="urn:schemas-microsoft-com:vml" xmlns:wp14="http://schemas.microsoft.com/office/word/2010/wordprocessingDrawing" xmlns:wp="http://schemas.openxmlformats.org/drawingml/2006/wordprocessingDrawing" xmlns:w10="urn:schemas-microsoft-com:office:word" xmlns:w="http://schemas.openxmlformats.org/wordprocessingml/2006/main" xmlns:w14="http://schemas.microsoft.com/office/word/2010/wordml" xmlns:w15="http://schemas.microsoft.com/office/word/2012/wordml" xmlns:w16cex="http://schemas.microsoft.com/office/word/2018/wordml/cex" xmlns:w16cid="http://schemas.microsoft.com/office/word/2016/wordml/cid" xmlns:w16="http://schemas.microsoft.com/office/word/2018/wordml" xmlns:w16du="http://schemas.microsoft.com/office/word/2023/wordml/word16du" xmlns:w16sdtdh="http://schemas.microsoft.com/office/word/2020/wordml/sdtdatahash" xmlns:w16sdtfl="http://schemas.microsoft.com/office/word/2024/wordml/sdtformatlock" xmlns:w16se="http://schemas.microsoft.com/office/word/2015/wordml/symex" xmlns:wpg="http://schemas.microsoft.com/office/word/2010/wordprocessingGroup" xmlns:wpi="http://schemas.microsoft.com/office/word/2010/wordprocessingInk" xmlns:wne="http://schemas.microsoft.com/office/word/2006/wordml" xmlns:wps="http://schemas.microsoft.com/office/word/2010/wordprocessingShape" mc:Ignorable="w14 w15 w16se w16cid w16 w16cex w16sdtdh w16sdtfl w16du wp14">
+  <w15:person w15:author="Anna Seaman">
+    <w15:presenceInfo w15:providerId="AD" w15:userId="S::AnnaS@hkusa.com::713ab380-bdda-4997-81d0-fa539102c996"/>
+  </w15:person>
+  <w15:person w15:author="ED">
+    <w15:presenceInfo w15:providerId="None" w15:userId="ED"/>
+  </w15:person>
+</w15:people>
 </file>
 
 <file path=word/styles.xml><?xml version="1.0" encoding="utf-8"?>
@@ -4242,7 +4302,7 @@
     <w:name w:val="Normal"/>
     <w:qFormat/>
     <w:rPr>
-      <w:rFonts w:ascii="Aptos" w:eastAsia="Aptos" w:hAnsi="Aptos" w:cs="Aptos"/>
+      <w:rFonts w:ascii="Aptos" w:hAnsi="Aptos" w:eastAsia="Aptos" w:cs="Aptos"/>
     </w:rPr>
   </w:style>
   <w:style w:type="paragraph" w:styleId="Heading1">
@@ -4453,7 +4513,6 @@
   <w:style w:type="character" w:default="1" w:styleId="DefaultParagraphFont">
     <w:name w:val="Default Paragraph Font"/>
     <w:uiPriority w:val="1"/>
-    <w:semiHidden/>
     <w:unhideWhenUsed/>
   </w:style>
   <w:style w:type="table" w:default="1" w:styleId="TableNormal">
